--- a/documentacion_proyecto/Conexiones_de_las_plaquetas.docx
+++ b/documentacion_proyecto/Conexiones_de_las_plaquetas.docx
@@ -5346,7 +5346,7 @@
         <w:t xml:space="preserve">470 Ω 3 W</w:t>
       </w:r>
       <w:r>
-        <w:t xml:space="preserve"> de 15 a 30 V.</w:t>
+        <w:t xml:space="preserve"> de 15 a 30 V. En el C 201 va la de 470 Ω 3 W (medido el 17/10/2026).</w:t>
       </w:r>
     </w:p>
     <w:p>

--- a/documentacion_proyecto/Conexiones_de_las_plaquetas.docx
+++ b/documentacion_proyecto/Conexiones_de_las_plaquetas.docx
@@ -103,6 +103,7 @@
     <w:p>
       <w:pPr>
         <w:pStyle w:val="Heading1"/>
+        <w:keepNext/>
       </w:pPr>
       <w:r>
         <w:t xml:space="preserve">1. Las cinco plaquetas</w:t>
@@ -712,6 +713,7 @@
     <w:p>
       <w:pPr>
         <w:pStyle w:val="Heading1"/>
+        <w:keepNext/>
       </w:pPr>
       <w:r>
         <w:t xml:space="preserve">2. Conectores y borneras</w:t>
@@ -1629,6 +1631,7 @@
     <w:p>
       <w:pPr>
         <w:pStyle w:val="Heading1"/>
+        <w:keepNext/>
       </w:pPr>
       <w:r>
         <w:t xml:space="preserve">3. Mapa de pines del ESP32</w:t>
@@ -2943,6 +2946,7 @@
     <w:p>
       <w:pPr>
         <w:pStyle w:val="Heading1"/>
+        <w:keepNext/>
       </w:pPr>
       <w:r>
         <w:t xml:space="preserve">4. Plaqueta por plaqueta, pin a pin</w:t>
@@ -2951,6 +2955,7 @@
     <w:p>
       <w:pPr>
         <w:pStyle w:val="Heading2"/>
+        <w:keepNext/>
       </w:pPr>
       <w:r>
         <w:t xml:space="preserve">4.1 Plaqueta 1 · Fuente (220 V)</w:t>
@@ -3072,6 +3077,7 @@
     <w:p>
       <w:pPr>
         <w:pStyle w:val="Heading2"/>
+        <w:keepNext/>
       </w:pPr>
       <w:r>
         <w:t xml:space="preserve">4.2 Plaqueta 2 · Principal (ESP32)</w:t>
@@ -3238,6 +3244,7 @@
     <w:p>
       <w:pPr>
         <w:pStyle w:val="Heading2"/>
+        <w:keepNext/>
       </w:pPr>
       <w:r>
         <w:t xml:space="preserve">4.3 Plaqueta 3 · Relés</w:t>
@@ -4025,6 +4032,7 @@
     <w:p>
       <w:pPr>
         <w:pStyle w:val="Heading2"/>
+        <w:keepNext/>
       </w:pPr>
       <w:r>
         <w:t xml:space="preserve">4.4 Plaqueta 5 · Sensado de la botonera</w:t>
@@ -4032,6 +4040,7 @@
     </w:p>
     <w:p>
       <w:pPr>
+        <w:keepNext/>
         <w:spacing w:after="120"/>
       </w:pPr>
       <w:r>
@@ -4563,6 +4572,7 @@
     <w:p>
       <w:pPr>
         <w:pStyle w:val="Heading2"/>
+        <w:keepNext/>
       </w:pPr>
       <w:r>
         <w:t xml:space="preserve">4.5 Plaqueta 4 · Nivel 2 (se arma después)</w:t>
@@ -4570,6 +4580,7 @@
     </w:p>
     <w:p>
       <w:pPr>
+        <w:keepNext/>
         <w:spacing w:after="120"/>
       </w:pPr>
       <w:r>
@@ -4925,6 +4936,7 @@
     </w:p>
     <w:p>
       <w:pPr>
+        <w:keepNext/>
         <w:spacing w:after="120"/>
       </w:pPr>
       <w:r>
@@ -5273,6 +5285,7 @@
     <w:p>
       <w:pPr>
         <w:pStyle w:val="Heading2"/>
+        <w:keepNext/>
       </w:pPr>
       <w:r>
         <w:t xml:space="preserve">4.6 Lo que va del lado del telar (no en la plaqueta)</w:t>
@@ -5280,6 +5293,7 @@
     </w:p>
     <w:p>
       <w:pPr>
+        <w:keepNext/>
         <w:spacing w:after="120"/>
       </w:pPr>
       <w:r>
@@ -5485,6 +5499,7 @@
     <w:p>
       <w:pPr>
         <w:pStyle w:val="Heading1"/>
+        <w:keepNext/>
       </w:pPr>
       <w:r>
         <w:t xml:space="preserve">5. Qué corregir del diseño actual (Proteus / ARES)</w:t>
@@ -5492,6 +5507,7 @@
     </w:p>
     <w:p>
       <w:pPr>
+        <w:keepNext/>
         <w:spacing w:after="120"/>
       </w:pPr>
       <w:r>
@@ -5511,10 +5527,10 @@
         </w:tblBorders>
       </w:tblPr>
       <w:tblGrid>
-        <w:gridCol w:w="494"/>
-        <w:gridCol w:w="2718"/>
-        <w:gridCol w:w="3213"/>
-        <w:gridCol w:w="3213"/>
+        <w:gridCol w:w="551"/>
+        <w:gridCol w:w="2166"/>
+        <w:gridCol w:w="2264"/>
+        <w:gridCol w:w="4657"/>
       </w:tblGrid>
       <w:tr>
         <w:trPr>
@@ -5523,7 +5539,7 @@
         </w:trPr>
         <w:tc>
           <w:tcPr>
-            <w:tcW w:type="dxa" w:w="494"/>
+            <w:tcW w:type="dxa" w:w="551"/>
             <w:tcBorders>
               <w:top w:val="single" w:color="A6A6A6" w:sz="4"/>
               <w:left w:val="single" w:color="A6A6A6" w:sz="4"/>
@@ -5551,7 +5567,7 @@
         </w:tc>
         <w:tc>
           <w:tcPr>
-            <w:tcW w:type="dxa" w:w="2718"/>
+            <w:tcW w:type="dxa" w:w="2166"/>
             <w:tcBorders>
               <w:top w:val="single" w:color="A6A6A6" w:sz="4"/>
               <w:left w:val="single" w:color="A6A6A6" w:sz="4"/>
@@ -5579,7 +5595,7 @@
         </w:tc>
         <w:tc>
           <w:tcPr>
-            <w:tcW w:type="dxa" w:w="3213"/>
+            <w:tcW w:type="dxa" w:w="2264"/>
             <w:tcBorders>
               <w:top w:val="single" w:color="A6A6A6" w:sz="4"/>
               <w:left w:val="single" w:color="A6A6A6" w:sz="4"/>
@@ -5607,7 +5623,7 @@
         </w:tc>
         <w:tc>
           <w:tcPr>
-            <w:tcW w:type="dxa" w:w="3213"/>
+            <w:tcW w:type="dxa" w:w="4657"/>
             <w:tcBorders>
               <w:top w:val="single" w:color="A6A6A6" w:sz="4"/>
               <w:left w:val="single" w:color="A6A6A6" w:sz="4"/>
@@ -5641,7 +5657,7 @@
         </w:trPr>
         <w:tc>
           <w:tcPr>
-            <w:tcW w:type="dxa" w:w="494"/>
+            <w:tcW w:type="dxa" w:w="551"/>
             <w:tcBorders>
               <w:top w:val="single" w:color="A6A6A6" w:sz="4"/>
               <w:left w:val="single" w:color="A6A6A6" w:sz="4"/>
@@ -5663,7 +5679,7 @@
         </w:tc>
         <w:tc>
           <w:tcPr>
-            <w:tcW w:type="dxa" w:w="2718"/>
+            <w:tcW w:type="dxa" w:w="2166"/>
             <w:tcBorders>
               <w:top w:val="single" w:color="A6A6A6" w:sz="4"/>
               <w:left w:val="single" w:color="A6A6A6" w:sz="4"/>
@@ -5685,7 +5701,7 @@
         </w:tc>
         <w:tc>
           <w:tcPr>
-            <w:tcW w:type="dxa" w:w="3213"/>
+            <w:tcW w:type="dxa" w:w="2264"/>
             <w:tcBorders>
               <w:top w:val="single" w:color="A6A6A6" w:sz="4"/>
               <w:left w:val="single" w:color="A6A6A6" w:sz="4"/>
@@ -5707,7 +5723,7 @@
         </w:tc>
         <w:tc>
           <w:tcPr>
-            <w:tcW w:type="dxa" w:w="3213"/>
+            <w:tcW w:type="dxa" w:w="4657"/>
             <w:tcBorders>
               <w:top w:val="single" w:color="A6A6A6" w:sz="4"/>
               <w:left w:val="single" w:color="A6A6A6" w:sz="4"/>
@@ -5742,7 +5758,7 @@
         </w:trPr>
         <w:tc>
           <w:tcPr>
-            <w:tcW w:type="dxa" w:w="494"/>
+            <w:tcW w:type="dxa" w:w="551"/>
             <w:tcBorders>
               <w:top w:val="single" w:color="A6A6A6" w:sz="4"/>
               <w:left w:val="single" w:color="A6A6A6" w:sz="4"/>
@@ -5764,7 +5780,7 @@
         </w:tc>
         <w:tc>
           <w:tcPr>
-            <w:tcW w:type="dxa" w:w="2718"/>
+            <w:tcW w:type="dxa" w:w="2166"/>
             <w:tcBorders>
               <w:top w:val="single" w:color="A6A6A6" w:sz="4"/>
               <w:left w:val="single" w:color="A6A6A6" w:sz="4"/>
@@ -5786,7 +5802,7 @@
         </w:tc>
         <w:tc>
           <w:tcPr>
-            <w:tcW w:type="dxa" w:w="3213"/>
+            <w:tcW w:type="dxa" w:w="2264"/>
             <w:tcBorders>
               <w:top w:val="single" w:color="A6A6A6" w:sz="4"/>
               <w:left w:val="single" w:color="A6A6A6" w:sz="4"/>
@@ -5808,7 +5824,7 @@
         </w:tc>
         <w:tc>
           <w:tcPr>
-            <w:tcW w:type="dxa" w:w="3213"/>
+            <w:tcW w:type="dxa" w:w="4657"/>
             <w:tcBorders>
               <w:top w:val="single" w:color="A6A6A6" w:sz="4"/>
               <w:left w:val="single" w:color="A6A6A6" w:sz="4"/>
@@ -5843,7 +5859,7 @@
         </w:trPr>
         <w:tc>
           <w:tcPr>
-            <w:tcW w:type="dxa" w:w="494"/>
+            <w:tcW w:type="dxa" w:w="551"/>
             <w:tcBorders>
               <w:top w:val="single" w:color="A6A6A6" w:sz="4"/>
               <w:left w:val="single" w:color="A6A6A6" w:sz="4"/>
@@ -5865,7 +5881,7 @@
         </w:tc>
         <w:tc>
           <w:tcPr>
-            <w:tcW w:type="dxa" w:w="2718"/>
+            <w:tcW w:type="dxa" w:w="2166"/>
             <w:tcBorders>
               <w:top w:val="single" w:color="A6A6A6" w:sz="4"/>
               <w:left w:val="single" w:color="A6A6A6" w:sz="4"/>
@@ -5887,7 +5903,7 @@
         </w:tc>
         <w:tc>
           <w:tcPr>
-            <w:tcW w:type="dxa" w:w="3213"/>
+            <w:tcW w:type="dxa" w:w="2264"/>
             <w:tcBorders>
               <w:top w:val="single" w:color="A6A6A6" w:sz="4"/>
               <w:left w:val="single" w:color="A6A6A6" w:sz="4"/>
@@ -5909,7 +5925,7 @@
         </w:tc>
         <w:tc>
           <w:tcPr>
-            <w:tcW w:type="dxa" w:w="3213"/>
+            <w:tcW w:type="dxa" w:w="4657"/>
             <w:tcBorders>
               <w:top w:val="single" w:color="A6A6A6" w:sz="4"/>
               <w:left w:val="single" w:color="A6A6A6" w:sz="4"/>
@@ -5944,7 +5960,7 @@
         </w:trPr>
         <w:tc>
           <w:tcPr>
-            <w:tcW w:type="dxa" w:w="494"/>
+            <w:tcW w:type="dxa" w:w="551"/>
             <w:tcBorders>
               <w:top w:val="single" w:color="A6A6A6" w:sz="4"/>
               <w:left w:val="single" w:color="A6A6A6" w:sz="4"/>
@@ -5966,7 +5982,7 @@
         </w:tc>
         <w:tc>
           <w:tcPr>
-            <w:tcW w:type="dxa" w:w="2718"/>
+            <w:tcW w:type="dxa" w:w="2166"/>
             <w:tcBorders>
               <w:top w:val="single" w:color="A6A6A6" w:sz="4"/>
               <w:left w:val="single" w:color="A6A6A6" w:sz="4"/>
@@ -5988,7 +6004,7 @@
         </w:tc>
         <w:tc>
           <w:tcPr>
-            <w:tcW w:type="dxa" w:w="3213"/>
+            <w:tcW w:type="dxa" w:w="2264"/>
             <w:tcBorders>
               <w:top w:val="single" w:color="A6A6A6" w:sz="4"/>
               <w:left w:val="single" w:color="A6A6A6" w:sz="4"/>
@@ -6010,7 +6026,7 @@
         </w:tc>
         <w:tc>
           <w:tcPr>
-            <w:tcW w:type="dxa" w:w="3213"/>
+            <w:tcW w:type="dxa" w:w="4657"/>
             <w:tcBorders>
               <w:top w:val="single" w:color="A6A6A6" w:sz="4"/>
               <w:left w:val="single" w:color="A6A6A6" w:sz="4"/>
@@ -6058,7 +6074,7 @@
         </w:trPr>
         <w:tc>
           <w:tcPr>
-            <w:tcW w:type="dxa" w:w="494"/>
+            <w:tcW w:type="dxa" w:w="551"/>
             <w:tcBorders>
               <w:top w:val="single" w:color="A6A6A6" w:sz="4"/>
               <w:left w:val="single" w:color="A6A6A6" w:sz="4"/>
@@ -6080,7 +6096,7 @@
         </w:tc>
         <w:tc>
           <w:tcPr>
-            <w:tcW w:type="dxa" w:w="2718"/>
+            <w:tcW w:type="dxa" w:w="2166"/>
             <w:tcBorders>
               <w:top w:val="single" w:color="A6A6A6" w:sz="4"/>
               <w:left w:val="single" w:color="A6A6A6" w:sz="4"/>
@@ -6102,7 +6118,7 @@
         </w:tc>
         <w:tc>
           <w:tcPr>
-            <w:tcW w:type="dxa" w:w="3213"/>
+            <w:tcW w:type="dxa" w:w="2264"/>
             <w:tcBorders>
               <w:top w:val="single" w:color="A6A6A6" w:sz="4"/>
               <w:left w:val="single" w:color="A6A6A6" w:sz="4"/>
@@ -6124,7 +6140,7 @@
         </w:tc>
         <w:tc>
           <w:tcPr>
-            <w:tcW w:type="dxa" w:w="3213"/>
+            <w:tcW w:type="dxa" w:w="4657"/>
             <w:tcBorders>
               <w:top w:val="single" w:color="A6A6A6" w:sz="4"/>
               <w:left w:val="single" w:color="A6A6A6" w:sz="4"/>
@@ -6159,7 +6175,7 @@
         </w:trPr>
         <w:tc>
           <w:tcPr>
-            <w:tcW w:type="dxa" w:w="494"/>
+            <w:tcW w:type="dxa" w:w="551"/>
             <w:tcBorders>
               <w:top w:val="single" w:color="A6A6A6" w:sz="4"/>
               <w:left w:val="single" w:color="A6A6A6" w:sz="4"/>
@@ -6181,7 +6197,7 @@
         </w:tc>
         <w:tc>
           <w:tcPr>
-            <w:tcW w:type="dxa" w:w="2718"/>
+            <w:tcW w:type="dxa" w:w="2166"/>
             <w:tcBorders>
               <w:top w:val="single" w:color="A6A6A6" w:sz="4"/>
               <w:left w:val="single" w:color="A6A6A6" w:sz="4"/>
@@ -6203,7 +6219,7 @@
         </w:tc>
         <w:tc>
           <w:tcPr>
-            <w:tcW w:type="dxa" w:w="3213"/>
+            <w:tcW w:type="dxa" w:w="2264"/>
             <w:tcBorders>
               <w:top w:val="single" w:color="A6A6A6" w:sz="4"/>
               <w:left w:val="single" w:color="A6A6A6" w:sz="4"/>
@@ -6225,7 +6241,7 @@
         </w:tc>
         <w:tc>
           <w:tcPr>
-            <w:tcW w:type="dxa" w:w="3213"/>
+            <w:tcW w:type="dxa" w:w="4657"/>
             <w:tcBorders>
               <w:top w:val="single" w:color="A6A6A6" w:sz="4"/>
               <w:left w:val="single" w:color="A6A6A6" w:sz="4"/>
@@ -6262,6 +6278,7 @@
     <w:p>
       <w:pPr>
         <w:pStyle w:val="Heading1"/>
+        <w:keepNext/>
       </w:pPr>
       <w:r>
         <w:t xml:space="preserve">6. Lo que todavía hay que decidir juntos</w:t>
@@ -6380,6 +6397,7 @@
     <w:p>
       <w:pPr>
         <w:pStyle w:val="Heading1"/>
+        <w:keepNext/>
       </w:pPr>
       <w:r>
         <w:t xml:space="preserve">7. Controles antes de alimentar por primera vez</w:t>

--- a/documentacion_proyecto/Conexiones_de_las_plaquetas.docx
+++ b/documentacion_proyecto/Conexiones_de_las_plaquetas.docx
@@ -47,7 +47,7 @@
         <w:t xml:space="preserve">cómo va conectado todo</w:t>
       </w:r>
       <w:r>
-        <w:t xml:space="preserve">: qué lleva cada plaqueta, qué hilos pasan por cada conector, a qué pin del ESP32 va cada señal y qué hay que corregir del diseño actual en Proteus. La guía completa es «Guía de conexión y puesta en marcha» (sección 3 y 4). Si algo de acá no coincide con el firmware (config.h), manda el firmware: avisar antes de soldar.</w:t>
+        <w:t xml:space="preserve">: qué lleva cada plaqueta, qué hilos pasan por cada conector, a qué pin del ESP32 va cada señal y qué se marcó para corregir del diseño en Proteus antes de soldar (16/10/2026). Las cinco plaquetas quedaron soldadas el 20/10/2026: las secciones 5 y 6 quedan como registro de esa revisión. La guía completa es «Guía de conexión y puesta en marcha» (sección 3 y 4). Si algo de acá no coincide con el firmware (config.h), manda el firmware: avisar antes de soldar.</w:t>
       </w:r>
     </w:p>
     <w:p>
@@ -6281,7 +6281,7 @@
         <w:keepNext/>
       </w:pPr>
       <w:r>
-        <w:t xml:space="preserve">6. Lo que todavía hay que decidir juntos</w:t>
+        <w:t xml:space="preserve">6. Lo que quedaba por decidir antes de soldar</w:t>
       </w:r>
     </w:p>
     <w:p>

--- a/documentacion_proyecto/Conexiones_de_las_plaquetas.docx
+++ b/documentacion_proyecto/Conexiones_de_las_plaquetas.docx
@@ -619,7 +619,7 @@
           </w:tcPr>
           <w:p>
             <w:r>
-              <w:t xml:space="preserve">Impresa (diseño en Proteus). 3 canales iguales: puente DB157, 22 µF 50 V, 2,2 kΩ 1 W, PC817 y 10 kΩ. Entra por J4; sale a B1.</w:t>
+              <w:t xml:space="preserve">Impresa (diseño en Proteus). 3 canales iguales: puente DB157, 22 µF 50 V, 2,2 kΩ 1 W y PC817; solo el de Retroceder (GPIO 34) lleva 10 kΩ a 3,3 V. Entra por J4; sale a B1.</w:t>
             </w:r>
           </w:p>
         </w:tc>
@@ -2162,7 +2162,7 @@
           </w:tcPr>
           <w:p>
             <w:r>
-              <w:t xml:space="preserve">Pata 4 del PC817 del canal Marcha, 10 kΩ a 3,3 V.</w:t>
+              <w:t xml:space="preserve">Pata 4 del PC817 del canal Marcha. Sin resistencia: el firmware activa la pull-up interna del ESP32.</w:t>
             </w:r>
           </w:p>
         </w:tc>
@@ -2256,7 +2256,7 @@
           </w:tcPr>
           <w:p>
             <w:r>
-              <w:t xml:space="preserve">Pata 4 del PC817 del canal Pausa, 10 kΩ a 3,3 V.</w:t>
+              <w:t xml:space="preserve">Pata 4 del PC817 del canal Pausa. Sin resistencia: el firmware activa la pull-up interna del ESP32.</w:t>
             </w:r>
           </w:p>
         </w:tc>
@@ -4485,7 +4485,7 @@
           </w:tcPr>
           <w:p>
             <w:r>
-              <w:t xml:space="preserve">GPIO de J4 (32, 33 o 34) y </w:t>
+              <w:t xml:space="preserve">GPIO de J4 (32, 33 o 34). Solo el 34 lleva </w:t>
             </w:r>
             <w:r>
               <w:rPr>
@@ -4493,6 +4493,9 @@
                 <w:bCs/>
               </w:rPr>
               <w:t xml:space="preserve">10 kΩ a 3,3 V</w:t>
+            </w:r>
+            <w:r>
+              <w:t xml:space="preserve">: el 32 y el 33 usan la pull-up interna del ESP32</w:t>
             </w:r>
           </w:p>
         </w:tc>
@@ -4533,7 +4536,7 @@
         <w:spacing w:after="60"/>
       </w:pPr>
       <w:r>
-        <w:t xml:space="preserve">Lado telar (B1, puentes, capacitores, 2,2 kΩ, patas 1 y 2 de los PC817) de un lado; lado ESP32 (patas 3 y 4, las 10 kΩ, J4) del otro. </w:t>
+        <w:t xml:space="preserve">Lado telar (B1, puentes, capacitores, 2,2 kΩ, patas 1 y 2 de los PC817) de un lado; lado ESP32 (patas 3 y 4, la 10 kΩ del GPIO 34, J4) del otro. </w:t>
       </w:r>
       <w:r>
         <w:rPr>

--- a/documentacion_proyecto/Conexiones_de_las_plaquetas.docx
+++ b/documentacion_proyecto/Conexiones_de_las_plaquetas.docx
@@ -114,7 +114,7 @@
         <w:spacing w:after="120"/>
       </w:pPr>
       <w:r>
-        <w:t xml:space="preserve">El planteo original del gabinete son cinco plaquetas, cada una con su función, unidas por conectores de tira de pines (J1 a J4) y con borneras de tornillo hacia el telar (B1 a B3). Así cualquier parte se desconecta sin desoldar.</w:t>
+        <w:t xml:space="preserve">El planteo original del gabinete son cinco plaquetas, cada una con su función, unidas por conectores de tira de pines (J1 a J4) y con borneras de tornillo hacia el telar (B1 a B3). Así cualquier parte se desconecta sin desoldar. Desde el 25/10/2026 se suma una sexta, la plaqueta del ESP32 (sección 4.7).</w:t>
       </w:r>
     </w:p>
     <w:tbl>
@@ -373,27 +373,7 @@
           </w:tcPr>
           <w:p>
             <w:r>
-              <w:t xml:space="preserve">ESP32 NodeMCU-32 en tiras hembra, </w:t>
-            </w:r>
-            <w:r>
-              <w:rPr>
-                <w:b/>
-                <w:bCs/>
-              </w:rPr>
-              <w:t xml:space="preserve">470 µF</w:t>
-            </w:r>
-            <w:r>
-              <w:t xml:space="preserve"> a la entrada de 5 V, </w:t>
-            </w:r>
-            <w:r>
-              <w:rPr>
-                <w:b/>
-                <w:bCs/>
-              </w:rPr>
-              <w:t xml:space="preserve">100 nF</w:t>
-            </w:r>
-            <w:r>
-              <w:t xml:space="preserve"> junto al ESP32, las tres resistencias de arranque seguro y los conectores J1 a J4.</w:t>
+              <w:t xml:space="preserve">ESP32 NodeMCU-32 en su propia plaqueta (sección 4.7), cableada a J5, J6 y J7; 470 µF a la entrada de 5 V, 100 nF entre 3,3 V y GND, las tres resistencias de arranque seguro y los conectores J1 a J4.</w:t>
             </w:r>
           </w:p>
         </w:tc>
@@ -537,17 +517,7 @@
           </w:tcPr>
           <w:p>
             <w:r>
-              <w:t xml:space="preserve">Canal del sensor de pasada (PC817) y 4 relés LCA110 en zócalos DIP-6. Entra por J3; sale a B2 y B3. </w:t>
-            </w:r>
-            <w:r>
-              <w:rPr>
-                <w:b/>
-                <w:bCs/>
-              </w:rPr>
-              <w:t xml:space="preserve">Se suma después</w:t>
-            </w:r>
-            <w:r>
-              <w:t xml:space="preserve">; hoy se usa el Nivel 1.</w:t>
+              <w:t xml:space="preserve">Canal del sensor de pasada (PC817) y 4 relés LCA110 en zócalos DIP-6. Entra por J3; sale a B2 y B3. Instalada y probada en el telar el 28/10/2026.</w:t>
             </w:r>
           </w:p>
         </w:tc>
@@ -620,6 +590,78 @@
           <w:p>
             <w:r>
               <w:t xml:space="preserve">Impresa (diseño en Proteus). 3 canales iguales: puente DB157, 22 µF 50 V, 2,2 kΩ 1 W y PC817; solo el de Retroceder (GPIO 34) lleva 10 kΩ a 3,3 V. Entra por J4; sale a B1.</w:t>
+            </w:r>
+          </w:p>
+        </w:tc>
+      </w:tr>
+      <w:tr>
+        <w:trPr>
+          <w:cantSplit/>
+          <w:tblHeader w:val="false"/>
+        </w:trPr>
+        <w:tc>
+          <w:tcPr>
+            <w:tcW w:type="dxa" w:w="1582"/>
+            <w:tcBorders>
+              <w:top w:val="single" w:color="A6A6A6" w:sz="4"/>
+              <w:left w:val="single" w:color="A6A6A6" w:sz="4"/>
+              <w:bottom w:val="single" w:color="A6A6A6" w:sz="4"/>
+              <w:right w:val="single" w:color="A6A6A6" w:sz="4"/>
+            </w:tcBorders>
+            <w:tcMar>
+              <w:top w:type="dxa" w:w="60"/>
+              <w:left w:type="dxa" w:w="100"/>
+              <w:bottom w:type="dxa" w:w="60"/>
+              <w:right w:type="dxa" w:w="100"/>
+            </w:tcMar>
+          </w:tcPr>
+          <w:p>
+            <w:r>
+              <w:t xml:space="preserve">6</w:t>
+            </w:r>
+          </w:p>
+        </w:tc>
+        <w:tc>
+          <w:tcPr>
+            <w:tcW w:type="dxa" w:w="3165"/>
+            <w:tcBorders>
+              <w:top w:val="single" w:color="A6A6A6" w:sz="4"/>
+              <w:left w:val="single" w:color="A6A6A6" w:sz="4"/>
+              <w:bottom w:val="single" w:color="A6A6A6" w:sz="4"/>
+              <w:right w:val="single" w:color="A6A6A6" w:sz="4"/>
+            </w:tcBorders>
+            <w:tcMar>
+              <w:top w:type="dxa" w:w="60"/>
+              <w:left w:type="dxa" w:w="100"/>
+              <w:bottom w:type="dxa" w:w="60"/>
+              <w:right w:type="dxa" w:w="100"/>
+            </w:tcMar>
+          </w:tcPr>
+          <w:p>
+            <w:r>
+              <w:t xml:space="preserve">ESP32</w:t>
+            </w:r>
+          </w:p>
+        </w:tc>
+        <w:tc>
+          <w:tcPr>
+            <w:tcW w:type="dxa" w:w="4891"/>
+            <w:tcBorders>
+              <w:top w:val="single" w:color="A6A6A6" w:sz="4"/>
+              <w:left w:val="single" w:color="A6A6A6" w:sz="4"/>
+              <w:bottom w:val="single" w:color="A6A6A6" w:sz="4"/>
+              <w:right w:val="single" w:color="A6A6A6" w:sz="4"/>
+            </w:tcBorders>
+            <w:tcMar>
+              <w:top w:type="dxa" w:w="60"/>
+              <w:left w:type="dxa" w:w="100"/>
+              <w:bottom w:type="dxa" w:w="60"/>
+              <w:right w:type="dxa" w:w="100"/>
+            </w:tcMar>
+          </w:tcPr>
+          <w:p>
+            <w:r>
+              <w:t xml:space="preserve">Dos tiras hembra de 19 pines para el ESP32 y dos tiras macho de salida, P1 (10 pines) y P2 (5), cableadas a J5, J6 y J7 de la principal. Sumada el 25/10/2026.</w:t>
             </w:r>
           </w:p>
         </w:tc>
@@ -4578,7 +4620,7 @@
         <w:keepNext/>
       </w:pPr>
       <w:r>
-        <w:t xml:space="preserve">4.5 Plaqueta 4 · Nivel 2 (se arma después)</w:t>
+        <w:t xml:space="preserve">4.5 Plaqueta 4 · Nivel 2</w:t>
       </w:r>
     </w:p>
     <w:p>
@@ -5501,6 +5543,155 @@
     </w:p>
     <w:p>
       <w:pPr>
+        <w:pStyle w:val="Heading2"/>
+        <w:keepNext/>
+      </w:pPr>
+      <w:r>
+        <w:t xml:space="preserve">4.7 Plaqueta del ESP32 (sumada el 25/10/2026)</w:t>
+      </w:r>
+    </w:p>
+    <w:p>
+      <w:pPr>
+        <w:spacing w:after="120"/>
+      </w:pPr>
+      <w:r>
+        <w:t xml:space="preserve">En la principal impresa, la tira derecha del ESP32 quedó con los pines en otro orden (J7 antes que J5), así que el ESP32 no se puede enchufar ahí sin cruzar pines. Va en una plaqueta aparte, de una sola cara y sin puentes: dos tiras hembra de 19 pines a 25,4 mm (el pin 1 del lado de la antena) y dos tiras macho de salida, P1 y P2. Cada cable va al pad de la principal que tiene esa señal, no a la posición: así el orden de J5 y J7 deja de importar y el programa no cambia.</w:t>
+      </w:r>
+    </w:p>
+    <w:p>
+      <w:pPr>
+        <w:keepNext/>
+        <w:jc w:val="center"/>
+      </w:pPr>
+      <w:r>
+        <w:drawing>
+          <wp:inline distT="0" distB="0" distL="0" distR="0">
+            <wp:extent cx="4600000" cy="3903270"/>
+            <wp:effectExtent t="0" r="0" b="0" l="0"/>
+            <wp:docPr id="2" name="PCB_plaqueta_ESP32.png" descr="La plaqueta del ESP32, vista de arriba" title="Las cinco plaquetas, sus conectores y los cables que van al telar."/>
+            <wp:cNvGraphicFramePr>
+              <a:graphicFrameLocks xmlns:a="http://schemas.openxmlformats.org/drawingml/2006/main" noChangeAspect="1"/>
+            </wp:cNvGraphicFramePr>
+            <a:graphic xmlns:a="http://schemas.openxmlformats.org/drawingml/2006/main">
+              <a:graphicData uri="http://schemas.openxmlformats.org/drawingml/2006/picture">
+                <pic:pic xmlns:pic="http://schemas.openxmlformats.org/drawingml/2006/picture">
+                  <pic:nvPicPr>
+                    <pic:cNvPr id="2" name="PCB_plaqueta_ESP32.png" descr="La plaqueta del ESP32, vista de arriba"/>
+                    <pic:cNvPicPr>
+                      <a:picLocks noChangeAspect="1" noChangeArrowheads="1"/>
+                    </pic:cNvPicPr>
+                  </pic:nvPicPr>
+                  <pic:blipFill>
+                    <a:blip r:embed="rId11" cstate="none"/>
+                    <a:srcRect/>
+                    <a:stretch>
+                      <a:fillRect/>
+                    </a:stretch>
+                  </pic:blipFill>
+                  <pic:spPr bwMode="auto">
+                    <a:xfrm>
+                      <a:off x="0" y="0"/>
+                      <a:ext cx="4600000" cy="3903270"/>
+                    </a:xfrm>
+                    <a:prstGeom prst="rect">
+                      <a:avLst/>
+                    </a:prstGeom>
+                  </pic:spPr>
+                </pic:pic>
+              </a:graphicData>
+            </a:graphic>
+          </wp:inline>
+        </w:drawing>
+      </w:r>
+    </w:p>
+    <w:p>
+      <w:pPr>
+        <w:spacing w:after="200"/>
+        <w:jc w:val="center"/>
+      </w:pPr>
+      <w:r>
+        <w:rPr>
+          <w:i/>
+          <w:iCs/>
+          <w:color w:val="595959"/>
+          <w:sz w:val="18"/>
+          <w:szCs w:val="18"/>
+        </w:rPr>
+        <w:t xml:space="preserve">La plaqueta del ESP32, vista de arriba (diagramas/hardware/plaqueta_esp32: PNG, SVG y el DXF para importar en ARES).</w:t>
+      </w:r>
+    </w:p>
+    <w:p>
+      <w:pPr>
+        <w:pStyle w:val="ListParagraph"/>
+        <w:numPr>
+          <w:ilvl w:val="0"/>
+          <w:numId w:val="4"/>
+        </w:numPr>
+        <w:spacing w:after="60"/>
+      </w:pPr>
+      <w:r>
+        <w:rPr/>
+        <w:t xml:space="preserve">De P1 a la principal: 1 3V3 → J5-1 · 2 IO34 → J5-5 · 3 IO35 → J5-6 · 4 IO32 → J5-7 · 5 IO33 → J5-8 · 6 IO25 → J5-9 · 7 IO26 → J7-1 · 8 IO27 → J7-2 · 9 GND → J7-5 · 10 5V → J7-10.</w:t>
+      </w:r>
+    </w:p>
+    <w:p>
+      <w:pPr>
+        <w:pStyle w:val="ListParagraph"/>
+        <w:numPr>
+          <w:ilvl w:val="0"/>
+          <w:numId w:val="4"/>
+        </w:numPr>
+        <w:spacing w:after="60"/>
+      </w:pPr>
+      <w:r>
+        <w:rPr/>
+        <w:t xml:space="preserve">De P2 a la principal: 1 IO22 → J6-3 · 2 IO21 → J6-6 · 3 GND → J6-7 · 4 IO19 → J6-8 · 5 IO18 → J6-9.</w:t>
+      </w:r>
+    </w:p>
+    <w:p>
+      <w:pPr>
+        <w:pStyle w:val="ListParagraph"/>
+        <w:numPr>
+          <w:ilvl w:val="0"/>
+          <w:numId w:val="4"/>
+        </w:numPr>
+        <w:spacing w:after="60"/>
+      </w:pPr>
+      <w:r>
+        <w:rPr/>
+        <w:t xml:space="preserve">En la principal, J5, J6 y J7 no llevan tira: los cables se sueldan directo a sus pads. J3 queda vacía. Colores fijos: rojo para 5V, naranja para 3V3 y negro para GND.</w:t>
+      </w:r>
+    </w:p>
+    <w:p>
+      <w:pPr>
+        <w:pStyle w:val="ListParagraph"/>
+        <w:numPr>
+          <w:ilvl w:val="0"/>
+          <w:numId w:val="4"/>
+        </w:numPr>
+        <w:spacing w:after="60"/>
+      </w:pPr>
+      <w:r>
+        <w:rPr/>
+        <w:t xml:space="preserve">Las dos masas (GND en P1 y en P2) se unen dentro del propio ESP32: es lo normal en estos módulos.</w:t>
+      </w:r>
+    </w:p>
+    <w:p>
+      <w:pPr>
+        <w:pStyle w:val="ListParagraph"/>
+        <w:numPr>
+          <w:ilvl w:val="0"/>
+          <w:numId w:val="4"/>
+        </w:numPr>
+        <w:spacing w:after="60"/>
+      </w:pPr>
+      <w:r>
+        <w:rPr/>
+        <w:t xml:space="preserve">Puentes de alambre aislado en las pistas que faltaron en los PCB impresos: en la principal, J4-3 ↔ J5-5 (GPIO 34) y J8-1 ↔ J5-6 (GPIO 35); en la del Nivel 2, U3 ↔ R7 (GPIO 19). Del lado del cobre, lo más cortos posible y sin pasar sobre otro pad.</w:t>
+      </w:r>
+    </w:p>
+    <w:p>
+      <w:pPr>
         <w:pStyle w:val="Heading1"/>
         <w:keepNext/>
       </w:pPr>
@@ -6272,7 +6463,309 @@
           </w:p>
         </w:tc>
       </w:tr>
+      <w:tr>
+        <w:trPr>
+          <w:cantSplit/>
+          <w:tblHeader w:val="false"/>
+        </w:trPr>
+        <w:tc>
+          <w:tcPr>
+            <w:tcW w:type="dxa" w:w="551"/>
+            <w:tcBorders>
+              <w:top w:val="single" w:color="A6A6A6" w:sz="4"/>
+              <w:left w:val="single" w:color="A6A6A6" w:sz="4"/>
+              <w:bottom w:val="single" w:color="A6A6A6" w:sz="4"/>
+              <w:right w:val="single" w:color="A6A6A6" w:sz="4"/>
+            </w:tcBorders>
+            <w:tcMar>
+              <w:top w:type="dxa" w:w="60"/>
+              <w:left w:type="dxa" w:w="100"/>
+              <w:bottom w:type="dxa" w:w="60"/>
+              <w:right w:type="dxa" w:w="100"/>
+            </w:tcMar>
+          </w:tcPr>
+          <w:p>
+            <w:r>
+              <w:t xml:space="preserve">7</w:t>
+            </w:r>
+          </w:p>
+        </w:tc>
+        <w:tc>
+          <w:tcPr>
+            <w:tcW w:type="dxa" w:w="2166"/>
+            <w:tcBorders>
+              <w:top w:val="single" w:color="A6A6A6" w:sz="4"/>
+              <w:left w:val="single" w:color="A6A6A6" w:sz="4"/>
+              <w:bottom w:val="single" w:color="A6A6A6" w:sz="4"/>
+              <w:right w:val="single" w:color="A6A6A6" w:sz="4"/>
+            </w:tcBorders>
+            <w:tcMar>
+              <w:top w:type="dxa" w:w="60"/>
+              <w:left w:type="dxa" w:w="100"/>
+              <w:bottom w:type="dxa" w:w="60"/>
+              <w:right w:type="dxa" w:w="100"/>
+            </w:tcMar>
+          </w:tcPr>
+          <w:p>
+            <w:r>
+              <w:t xml:space="preserve">Plaqueta del Nivel 2 (22/10)</w:t>
+            </w:r>
+          </w:p>
+        </w:tc>
+        <w:tc>
+          <w:tcPr>
+            <w:tcW w:type="dxa" w:w="2264"/>
+            <w:tcBorders>
+              <w:top w:val="single" w:color="A6A6A6" w:sz="4"/>
+              <w:left w:val="single" w:color="A6A6A6" w:sz="4"/>
+              <w:bottom w:val="single" w:color="A6A6A6" w:sz="4"/>
+              <w:right w:val="single" w:color="A6A6A6" w:sz="4"/>
+            </w:tcBorders>
+            <w:tcMar>
+              <w:top w:type="dxa" w:w="60"/>
+              <w:left w:type="dxa" w:w="100"/>
+              <w:bottom w:type="dxa" w:w="60"/>
+              <w:right w:type="dxa" w:w="100"/>
+            </w:tcMar>
+          </w:tcPr>
+          <w:p>
+            <w:r>
+              <w:t xml:space="preserve">J1 de 6 patas, sin 3,3 V ni resistencias de arranque</w:t>
+            </w:r>
+          </w:p>
+        </w:tc>
+        <w:tc>
+          <w:tcPr>
+            <w:tcW w:type="dxa" w:w="4657"/>
+            <w:tcBorders>
+              <w:top w:val="single" w:color="A6A6A6" w:sz="4"/>
+              <w:left w:val="single" w:color="A6A6A6" w:sz="4"/>
+              <w:bottom w:val="single" w:color="A6A6A6" w:sz="4"/>
+              <w:right w:val="single" w:color="A6A6A6" w:sz="4"/>
+            </w:tcBorders>
+            <w:tcMar>
+              <w:top w:type="dxa" w:w="60"/>
+              <w:left w:type="dxa" w:w="100"/>
+              <w:bottom w:type="dxa" w:w="60"/>
+              <w:right w:type="dxa" w:w="100"/>
+            </w:tcMar>
+          </w:tcPr>
+          <w:p>
+            <w:r>
+              <w:rPr>
+                <w:b/>
+                <w:bCs/>
+              </w:rPr>
+              <w:t xml:space="preserve">J1 de 7 patas con +3,3 V; R10 (10 kΩ de GPIO 35 a 3,3 V) y R6 a R9 (10 kΩ de cada canal a GND).</w:t>
+            </w:r>
+          </w:p>
+        </w:tc>
+      </w:tr>
+      <w:tr>
+        <w:trPr>
+          <w:cantSplit/>
+          <w:tblHeader w:val="false"/>
+        </w:trPr>
+        <w:tc>
+          <w:tcPr>
+            <w:tcW w:type="dxa" w:w="551"/>
+            <w:tcBorders>
+              <w:top w:val="single" w:color="A6A6A6" w:sz="4"/>
+              <w:left w:val="single" w:color="A6A6A6" w:sz="4"/>
+              <w:bottom w:val="single" w:color="A6A6A6" w:sz="4"/>
+              <w:right w:val="single" w:color="A6A6A6" w:sz="4"/>
+            </w:tcBorders>
+            <w:tcMar>
+              <w:top w:type="dxa" w:w="60"/>
+              <w:left w:type="dxa" w:w="100"/>
+              <w:bottom w:type="dxa" w:w="60"/>
+              <w:right w:type="dxa" w:w="100"/>
+            </w:tcMar>
+          </w:tcPr>
+          <w:p>
+            <w:r>
+              <w:t xml:space="preserve">8</w:t>
+            </w:r>
+          </w:p>
+        </w:tc>
+        <w:tc>
+          <w:tcPr>
+            <w:tcW w:type="dxa" w:w="2166"/>
+            <w:tcBorders>
+              <w:top w:val="single" w:color="A6A6A6" w:sz="4"/>
+              <w:left w:val="single" w:color="A6A6A6" w:sz="4"/>
+              <w:bottom w:val="single" w:color="A6A6A6" w:sz="4"/>
+              <w:right w:val="single" w:color="A6A6A6" w:sz="4"/>
+            </w:tcBorders>
+            <w:tcMar>
+              <w:top w:type="dxa" w:w="60"/>
+              <w:left w:type="dxa" w:w="100"/>
+              <w:bottom w:type="dxa" w:w="60"/>
+              <w:right w:type="dxa" w:w="100"/>
+            </w:tcMar>
+          </w:tcPr>
+          <w:p>
+            <w:r>
+              <w:t xml:space="preserve">Pistas de los PCB impresos (25/10)</w:t>
+            </w:r>
+          </w:p>
+        </w:tc>
+        <w:tc>
+          <w:tcPr>
+            <w:tcW w:type="dxa" w:w="2264"/>
+            <w:tcBorders>
+              <w:top w:val="single" w:color="A6A6A6" w:sz="4"/>
+              <w:left w:val="single" w:color="A6A6A6" w:sz="4"/>
+              <w:bottom w:val="single" w:color="A6A6A6" w:sz="4"/>
+              <w:right w:val="single" w:color="A6A6A6" w:sz="4"/>
+            </w:tcBorders>
+            <w:tcMar>
+              <w:top w:type="dxa" w:w="60"/>
+              <w:left w:type="dxa" w:w="100"/>
+              <w:bottom w:type="dxa" w:w="60"/>
+              <w:right w:type="dxa" w:w="100"/>
+            </w:tcMar>
+          </w:tcPr>
+          <w:p>
+            <w:r>
+              <w:t xml:space="preserve">Faltaban J4-3 ↔ J5-5 (GPIO 34) y J8-1 ↔ J5-6 (GPIO 35) en la principal, y U3 ↔ R7 (GPIO 19) en la del Nivel 2</w:t>
+            </w:r>
+          </w:p>
+        </w:tc>
+        <w:tc>
+          <w:tcPr>
+            <w:tcW w:type="dxa" w:w="4657"/>
+            <w:tcBorders>
+              <w:top w:val="single" w:color="A6A6A6" w:sz="4"/>
+              <w:left w:val="single" w:color="A6A6A6" w:sz="4"/>
+              <w:bottom w:val="single" w:color="A6A6A6" w:sz="4"/>
+              <w:right w:val="single" w:color="A6A6A6" w:sz="4"/>
+            </w:tcBorders>
+            <w:tcMar>
+              <w:top w:type="dxa" w:w="60"/>
+              <w:left w:type="dxa" w:w="100"/>
+              <w:bottom w:type="dxa" w:w="60"/>
+              <w:right w:type="dxa" w:w="100"/>
+            </w:tcMar>
+          </w:tcPr>
+          <w:p>
+            <w:r>
+              <w:rPr>
+                <w:b/>
+                <w:bCs/>
+              </w:rPr>
+              <w:t xml:space="preserve">Puentes de alambre aislado (sección 4.7).</w:t>
+            </w:r>
+          </w:p>
+        </w:tc>
+      </w:tr>
+      <w:tr>
+        <w:trPr>
+          <w:cantSplit/>
+          <w:tblHeader w:val="false"/>
+        </w:trPr>
+        <w:tc>
+          <w:tcPr>
+            <w:tcW w:type="dxa" w:w="551"/>
+            <w:tcBorders>
+              <w:top w:val="single" w:color="A6A6A6" w:sz="4"/>
+              <w:left w:val="single" w:color="A6A6A6" w:sz="4"/>
+              <w:bottom w:val="single" w:color="A6A6A6" w:sz="4"/>
+              <w:right w:val="single" w:color="A6A6A6" w:sz="4"/>
+            </w:tcBorders>
+            <w:tcMar>
+              <w:top w:type="dxa" w:w="60"/>
+              <w:left w:type="dxa" w:w="100"/>
+              <w:bottom w:type="dxa" w:w="60"/>
+              <w:right w:type="dxa" w:w="100"/>
+            </w:tcMar>
+          </w:tcPr>
+          <w:p>
+            <w:r>
+              <w:t xml:space="preserve">9</w:t>
+            </w:r>
+          </w:p>
+        </w:tc>
+        <w:tc>
+          <w:tcPr>
+            <w:tcW w:type="dxa" w:w="2166"/>
+            <w:tcBorders>
+              <w:top w:val="single" w:color="A6A6A6" w:sz="4"/>
+              <w:left w:val="single" w:color="A6A6A6" w:sz="4"/>
+              <w:bottom w:val="single" w:color="A6A6A6" w:sz="4"/>
+              <w:right w:val="single" w:color="A6A6A6" w:sz="4"/>
+            </w:tcBorders>
+            <w:tcMar>
+              <w:top w:type="dxa" w:w="60"/>
+              <w:left w:type="dxa" w:w="100"/>
+              <w:bottom w:type="dxa" w:w="60"/>
+              <w:right w:type="dxa" w:w="100"/>
+            </w:tcMar>
+          </w:tcPr>
+          <w:p>
+            <w:r>
+              <w:t xml:space="preserve">Tira derecha del ESP32 (25/10)</w:t>
+            </w:r>
+          </w:p>
+        </w:tc>
+        <w:tc>
+          <w:tcPr>
+            <w:tcW w:type="dxa" w:w="2264"/>
+            <w:tcBorders>
+              <w:top w:val="single" w:color="A6A6A6" w:sz="4"/>
+              <w:left w:val="single" w:color="A6A6A6" w:sz="4"/>
+              <w:bottom w:val="single" w:color="A6A6A6" w:sz="4"/>
+              <w:right w:val="single" w:color="A6A6A6" w:sz="4"/>
+            </w:tcBorders>
+            <w:tcMar>
+              <w:top w:type="dxa" w:w="60"/>
+              <w:left w:type="dxa" w:w="100"/>
+              <w:bottom w:type="dxa" w:w="60"/>
+              <w:right w:type="dxa" w:w="100"/>
+            </w:tcMar>
+          </w:tcPr>
+          <w:p>
+            <w:r>
+              <w:t xml:space="preserve">J7 antes que J5: el ESP32 no se puede enchufar</w:t>
+            </w:r>
+          </w:p>
+        </w:tc>
+        <w:tc>
+          <w:tcPr>
+            <w:tcW w:type="dxa" w:w="4657"/>
+            <w:tcBorders>
+              <w:top w:val="single" w:color="A6A6A6" w:sz="4"/>
+              <w:left w:val="single" w:color="A6A6A6" w:sz="4"/>
+              <w:bottom w:val="single" w:color="A6A6A6" w:sz="4"/>
+              <w:right w:val="single" w:color="A6A6A6" w:sz="4"/>
+            </w:tcBorders>
+            <w:tcMar>
+              <w:top w:type="dxa" w:w="60"/>
+              <w:left w:type="dxa" w:w="100"/>
+              <w:bottom w:type="dxa" w:w="60"/>
+              <w:right w:type="dxa" w:w="100"/>
+            </w:tcMar>
+          </w:tcPr>
+          <w:p>
+            <w:r>
+              <w:rPr>
+                <w:b/>
+                <w:bCs/>
+              </w:rPr>
+              <w:t xml:space="preserve">Plaqueta del ESP32 aparte, cableada por nombre de señal (sección 4.7).</w:t>
+            </w:r>
+          </w:p>
+        </w:tc>
+      </w:tr>
     </w:tbl>
+    <w:p>
+      <w:pPr>
+        <w:spacing w:after="120"/>
+      </w:pPr>
+      <w:r>
+        <w:t xml:space="preserve">Al 28/10/2026 las nueve están resueltas, y el sistema completo se probó en el telar y funcionó.</w:t>
+      </w:r>
+    </w:p>
     <w:p>
       <w:pPr>
         <w:spacing w:after="60"/>
@@ -6449,7 +6942,7 @@
         <w:t xml:space="preserve">5 V</w:t>
       </w:r>
       <w:r>
-        <w:t xml:space="preserve"> entre VIN y GND de la tira. Con el ESP32: </w:t>
+        <w:t xml:space="preserve"> entre P1-10 y P1-9 de la plaqueta del ESP32. Con el ESP32 enchufado: </w:t>
       </w:r>
       <w:r>
         <w:rPr>
@@ -6459,7 +6952,7 @@
         <w:t xml:space="preserve">3,3 V</w:t>
       </w:r>
       <w:r>
-        <w:t xml:space="preserve"> en el pin 3V3.</w:t>
+        <w:t xml:space="preserve"> en P1-1.</w:t>
       </w:r>
     </w:p>
     <w:p>
@@ -6486,6 +6979,19 @@
       </w:pPr>
       <w:r>
         <w:t xml:space="preserve">Polaridad marcada: + de cada electrolítico, pata 1 de cada PC817, LCA110 y puente.</w:t>
+      </w:r>
+    </w:p>
+    <w:p>
+      <w:pPr>
+        <w:pStyle w:val="ListParagraph"/>
+        <w:numPr>
+          <w:ilvl w:val="0"/>
+          <w:numId w:val="5"/>
+        </w:numPr>
+        <w:spacing w:after="60"/>
+      </w:pPr>
+      <w:r>
+        <w:t xml:space="preserve">Plaqueta del ESP32, todavía sin el ESP32 y sin alimentar: cada cable de P1 y P2 pita contra su pad de la principal y no contra el de al lado; cada puente pita de punta a punta.</w:t>
       </w:r>
     </w:p>
     <w:p>

--- a/documentacion_proyecto/Conexiones_de_las_plaquetas.docx
+++ b/documentacion_proyecto/Conexiones_de_las_plaquetas.docx
@@ -517,7 +517,7 @@
           </w:tcPr>
           <w:p>
             <w:r>
-              <w:t xml:space="preserve">Canal del sensor de pasada (PC817) y 4 relés LCA110 en zócalos DIP-6. Entra por J3; sale a B2 y B3. Instalada y probada en el telar el 28/10/2026.</w:t>
+              <w:t xml:space="preserve">Canal del sensor de pasada (PC817) y 4 relés LCA110 en zócalos DIP-6. Entra por J3; sale a B2 y B3. Instalada y probada en el telar el 30/10/2026.</w:t>
             </w:r>
           </w:p>
         </w:tc>
@@ -6763,7 +6763,7 @@
         <w:spacing w:after="120"/>
       </w:pPr>
       <w:r>
-        <w:t xml:space="preserve">Al 28/10/2026 las nueve están resueltas, y el sistema completo se probó en el telar y funcionó.</w:t>
+        <w:t xml:space="preserve">Al 30/10/2026 las nueve están resueltas, y el sistema completo se probó en el telar y funcionó.</w:t>
       </w:r>
     </w:p>
     <w:p>
